--- a/docs/MMP&MVPUserStories.docx
+++ b/docs/MMP&MVPUserStories.docx
@@ -299,6 +299,30 @@
           <w:lang w:val="en-US"/>
         </w:rPr>
         <w:t>As a student, I want to see a progress tracker of how close I am to acquiring a scholarship based on the points I currently have.</w:t>
+      </w:r>
+    </w:p>
+    <w:p>
+      <w:pPr>
+        <w:pStyle w:val="ListParagraph"/>
+        <w:numPr>
+          <w:ilvl w:val="0"/>
+          <w:numId w:val="2"/>
+        </w:numPr>
+        <w:rPr>
+          <w:lang w:val="en-US"/>
+        </w:rPr>
+      </w:pPr>
+      <w:r>
+        <w:rPr>
+          <w:lang w:val="en-US"/>
+        </w:rPr>
+        <w:t xml:space="preserve">As an international student, I </w:t>
+      </w:r>
+      <w:r>
+        <w:rPr>
+          <w:lang w:val="en-US"/>
+        </w:rPr>
+        <w:t>want to set different currencies in the application.</w:t>
       </w:r>
     </w:p>
     <w:sectPr>
@@ -1770,9 +1794,12 @@
 </file>
 
 <file path=customXml/item1.xml><?xml version="1.0" encoding="utf-8"?>
-<p:properties xmlns:p="http://schemas.microsoft.com/office/2006/metadata/properties" xmlns:xsi="http://www.w3.org/2001/XMLSchema-instance" xmlns:pc="http://schemas.microsoft.com/office/infopath/2007/PartnerControls">
-  <documentManagement/>
-</p:properties>
+<?mso-contentType ?>
+<FormTemplates xmlns="http://schemas.microsoft.com/sharepoint/v3/contenttype/forms">
+  <Display>DocumentLibraryForm</Display>
+  <Edit>DocumentLibraryForm</Edit>
+  <New>DocumentLibraryForm</New>
+</FormTemplates>
 </file>
 
 <file path=customXml/item2.xml><?xml version="1.0" encoding="utf-8"?>
@@ -1920,19 +1947,15 @@
 </file>
 
 <file path=customXml/item3.xml><?xml version="1.0" encoding="utf-8"?>
-<?mso-contentType ?>
-<FormTemplates xmlns="http://schemas.microsoft.com/sharepoint/v3/contenttype/forms">
-  <Display>DocumentLibraryForm</Display>
-  <Edit>DocumentLibraryForm</Edit>
-  <New>DocumentLibraryForm</New>
-</FormTemplates>
+<p:properties xmlns:p="http://schemas.microsoft.com/office/2006/metadata/properties" xmlns:xsi="http://www.w3.org/2001/XMLSchema-instance" xmlns:pc="http://schemas.microsoft.com/office/infopath/2007/PartnerControls">
+  <documentManagement/>
+</p:properties>
 </file>
 
 <file path=customXml/itemProps1.xml><?xml version="1.0" encoding="utf-8"?>
-<ds:datastoreItem xmlns:ds="http://schemas.openxmlformats.org/officeDocument/2006/customXml" ds:itemID="{AE772A8B-AC0E-4839-86EF-E6927A4B6226}">
+<ds:datastoreItem xmlns:ds="http://schemas.openxmlformats.org/officeDocument/2006/customXml" ds:itemID="{A804FF75-88C5-4744-89EF-6B49C8777E78}">
   <ds:schemaRefs>
-    <ds:schemaRef ds:uri="http://schemas.microsoft.com/office/2006/metadata/properties"/>
-    <ds:schemaRef ds:uri="http://schemas.microsoft.com/office/infopath/2007/PartnerControls"/>
+    <ds:schemaRef ds:uri="http://schemas.microsoft.com/sharepoint/v3/contenttype/forms"/>
   </ds:schemaRefs>
 </ds:datastoreItem>
 </file>
@@ -1956,9 +1979,10 @@
 </file>
 
 <file path=customXml/itemProps3.xml><?xml version="1.0" encoding="utf-8"?>
-<ds:datastoreItem xmlns:ds="http://schemas.openxmlformats.org/officeDocument/2006/customXml" ds:itemID="{A804FF75-88C5-4744-89EF-6B49C8777E78}">
+<ds:datastoreItem xmlns:ds="http://schemas.openxmlformats.org/officeDocument/2006/customXml" ds:itemID="{AE772A8B-AC0E-4839-86EF-E6927A4B6226}">
   <ds:schemaRefs>
-    <ds:schemaRef ds:uri="http://schemas.microsoft.com/sharepoint/v3/contenttype/forms"/>
+    <ds:schemaRef ds:uri="http://schemas.microsoft.com/office/2006/metadata/properties"/>
+    <ds:schemaRef ds:uri="http://schemas.microsoft.com/office/infopath/2007/PartnerControls"/>
   </ds:schemaRefs>
 </ds:datastoreItem>
 </file>
--- a/docs/MMP&MVPUserStories.docx
+++ b/docs/MMP&MVPUserStories.docx
@@ -49,7 +49,7 @@
         <w:rPr>
           <w:lang w:val="en-US"/>
         </w:rPr>
-        <w:t>As a student, I want to enter my course details (subjects) and spending history so my scholarship eligibility can be calculated.</w:t>
+        <w:t>As a student, I want to enter my spending so I can track my finances.</w:t>
       </w:r>
     </w:p>
     <w:p>
@@ -67,7 +67,7 @@
         <w:rPr>
           <w:lang w:val="en-US"/>
         </w:rPr>
-        <w:t>As a student, I want to enter my spending so I can track my finances.</w:t>
+        <w:t>As a student, I want a summary of my monthly spending and simple charts so I can see improvements or declines.</w:t>
       </w:r>
     </w:p>
     <w:p>
@@ -85,7 +85,7 @@
         <w:rPr>
           <w:lang w:val="en-US"/>
         </w:rPr>
-        <w:t>As a student, I want a summary of my monthly spending and simple charts so I can see improvements or declines.</w:t>
+        <w:t>As a student, I want to earn points based on my spending, so I have an incentive to save money.</w:t>
       </w:r>
     </w:p>
     <w:p>
@@ -103,7 +103,73 @@
         <w:rPr>
           <w:lang w:val="en-US"/>
         </w:rPr>
-        <w:t>As a student, I want to earn points based on my spending, so I have an incentive to save money.</w:t>
+        <w:t xml:space="preserve">As a student, I want </w:t>
+      </w:r>
+      <w:r>
+        <w:rPr>
+          <w:lang w:val="en-US"/>
+        </w:rPr>
+        <w:t xml:space="preserve">to use </w:t>
+      </w:r>
+      <w:r>
+        <w:rPr>
+          <w:lang w:val="en-US"/>
+        </w:rPr>
+        <w:t xml:space="preserve">points to </w:t>
+      </w:r>
+      <w:r>
+        <w:rPr>
+          <w:lang w:val="en-US"/>
+        </w:rPr>
+        <w:t xml:space="preserve">redeem </w:t>
+      </w:r>
+      <w:r>
+        <w:rPr>
+          <w:lang w:val="en-US"/>
+        </w:rPr>
+        <w:t xml:space="preserve">shopping </w:t>
+      </w:r>
+      <w:r>
+        <w:rPr>
+          <w:lang w:val="en-US"/>
+        </w:rPr>
+        <w:t>discounts</w:t>
+      </w:r>
+      <w:r>
+        <w:rPr>
+          <w:lang w:val="en-US"/>
+        </w:rPr>
+        <w:t xml:space="preserve"> </w:t>
+      </w:r>
+      <w:r>
+        <w:rPr>
+          <w:lang w:val="en-US"/>
+        </w:rPr>
+        <w:t xml:space="preserve">for essentials </w:t>
+      </w:r>
+      <w:r>
+        <w:rPr>
+          <w:lang w:val="en-US"/>
+        </w:rPr>
+        <w:t xml:space="preserve">(e.g. </w:t>
+      </w:r>
+      <w:r>
+        <w:rPr>
+          <w:lang w:val="en-US"/>
+        </w:rPr>
+        <w:t>school supplies</w:t>
+      </w:r>
+      <w:r>
+        <w:rPr>
+          <w:lang w:val="en-US"/>
+        </w:rPr>
+        <w:t>)</w:t>
+      </w:r>
+      <w:r>
+        <w:rPr>
+          <w:lang w:val="en-US"/>
+        </w:rPr>
+        <w:t>.</w:t>
       </w:r>
     </w:p>
     <w:p>
@@ -121,40 +187,7 @@
         <w:rPr>
           <w:lang w:val="en-US"/>
         </w:rPr>
-        <w:t xml:space="preserve">As a student, I want the points to provide </w:t>
-      </w:r>
-      <w:r>
-        <w:rPr>
-          <w:lang w:val="en-US"/>
-        </w:rPr>
-        <w:t>discounts</w:t>
-      </w:r>
-      <w:r>
-        <w:rPr>
-          <w:lang w:val="en-US"/>
-        </w:rPr>
-        <w:t xml:space="preserve"> on school supplies to save money.</w:t>
-      </w:r>
-    </w:p>
-    <w:p>
-      <w:pPr>
-        <w:rPr>
-          <w:lang w:val="en-US"/>
-        </w:rPr>
-      </w:pPr>
-    </w:p>
-    <w:p>
-      <w:pPr>
-        <w:pStyle w:val="Heading1"/>
-        <w:rPr>
-          <w:lang w:val="en-US"/>
-        </w:rPr>
-      </w:pPr>
-      <w:r>
-        <w:rPr>
-          <w:lang w:val="en-US"/>
-        </w:rPr>
-        <w:t>MMP User Stories</w:t>
+        <w:t>As a student, I want to find and apply for scholarships based on my enrolled course.</w:t>
       </w:r>
     </w:p>
     <w:p>
@@ -172,7 +205,28 @@
         <w:rPr>
           <w:lang w:val="en-US"/>
         </w:rPr>
-        <w:t>As a student, I want to set a budget for each category so I can prioritize essentials.</w:t>
+        <w:t>As a student, I want to edit or delete spending entries so I can correct any mistakes.</w:t>
+      </w:r>
+    </w:p>
+    <w:p>
+      <w:pPr>
+        <w:rPr>
+          <w:lang w:val="en-US"/>
+        </w:rPr>
+      </w:pPr>
+    </w:p>
+    <w:p>
+      <w:pPr>
+        <w:pStyle w:val="Heading1"/>
+        <w:rPr>
+          <w:lang w:val="en-US"/>
+        </w:rPr>
+      </w:pPr>
+      <w:r>
+        <w:rPr>
+          <w:lang w:val="en-US"/>
+        </w:rPr>
+        <w:t>MMP User Stories</w:t>
       </w:r>
     </w:p>
     <w:p>
@@ -190,7 +244,7 @@
         <w:rPr>
           <w:lang w:val="en-US"/>
         </w:rPr>
-        <w:t>As a student, I want extra security in the application such as 2FA, so my financial data remains secure.</w:t>
+        <w:t>As a student, I want to set a budget for each category so I can prioritize essentials.</w:t>
       </w:r>
     </w:p>
     <w:p>
@@ -208,7 +262,31 @@
         <w:rPr>
           <w:lang w:val="en-US"/>
         </w:rPr>
-        <w:t>As a student, I want to set saving goals so I can plan future expenses easier.</w:t>
+        <w:t>As a student, I want extra security</w:t>
+      </w:r>
+      <w:r>
+        <w:rPr>
+          <w:lang w:val="en-US"/>
+        </w:rPr>
+        <w:t xml:space="preserve">, </w:t>
+      </w:r>
+      <w:r>
+        <w:rPr>
+          <w:lang w:val="en-US"/>
+        </w:rPr>
+        <w:t xml:space="preserve">such as </w:t>
+      </w:r>
+      <w:r>
+        <w:rPr>
+          <w:lang w:val="en-US"/>
+        </w:rPr>
+        <w:t>M</w:t>
+      </w:r>
+      <w:r>
+        <w:rPr>
+          <w:lang w:val="en-US"/>
+        </w:rPr>
+        <w:t>FA, so my financial data remains secure.</w:t>
       </w:r>
     </w:p>
     <w:p>
@@ -226,7 +304,31 @@
         <w:rPr>
           <w:lang w:val="en-US"/>
         </w:rPr>
-        <w:t>As a student, I want to set weekly spending limits so I can manage my money more consistently throughout the month.</w:t>
+        <w:t xml:space="preserve">As a student, I want to set </w:t>
+      </w:r>
+      <w:r>
+        <w:rPr>
+          <w:lang w:val="en-US"/>
+        </w:rPr>
+        <w:t xml:space="preserve">a </w:t>
+      </w:r>
+      <w:r>
+        <w:rPr>
+          <w:lang w:val="en-US"/>
+        </w:rPr>
+        <w:t>weekly spending limit</w:t>
+      </w:r>
+      <w:r>
+        <w:rPr>
+          <w:lang w:val="en-US"/>
+        </w:rPr>
+        <w:t>, instead of a monthly limit,</w:t>
+      </w:r>
+      <w:r>
+        <w:rPr>
+          <w:lang w:val="en-US"/>
+        </w:rPr>
+        <w:t xml:space="preserve"> so I can manage my money more consistently throughout the month.</w:t>
       </w:r>
     </w:p>
     <w:p>
@@ -244,61 +346,61 @@
         <w:rPr>
           <w:lang w:val="en-US"/>
         </w:rPr>
-        <w:t>As a student, I want alerts which tell me that I have gone over my limit for the month so I can control my spending before my funds run out.</w:t>
-      </w:r>
-    </w:p>
-    <w:p>
-      <w:pPr>
-        <w:pStyle w:val="ListParagraph"/>
-        <w:numPr>
-          <w:ilvl w:val="0"/>
-          <w:numId w:val="2"/>
-        </w:numPr>
-        <w:rPr>
-          <w:lang w:val="en-US"/>
-        </w:rPr>
-      </w:pPr>
-      <w:r>
-        <w:rPr>
-          <w:lang w:val="en-US"/>
-        </w:rPr>
-        <w:t>As a student, I want to edit or delete spending entries so I can correct any mistakes.</w:t>
-      </w:r>
-    </w:p>
-    <w:p>
-      <w:pPr>
-        <w:pStyle w:val="ListParagraph"/>
-        <w:numPr>
-          <w:ilvl w:val="0"/>
-          <w:numId w:val="2"/>
-        </w:numPr>
-        <w:rPr>
-          <w:lang w:val="en-US"/>
-        </w:rPr>
-      </w:pPr>
-      <w:r>
-        <w:rPr>
-          <w:lang w:val="en-US"/>
-        </w:rPr>
-        <w:t>As a student, I want to unlock better scholarships based on my total amount of points as it acts as an incentive to spend efficiently.</w:t>
-      </w:r>
-    </w:p>
-    <w:p>
-      <w:pPr>
-        <w:pStyle w:val="ListParagraph"/>
-        <w:numPr>
-          <w:ilvl w:val="0"/>
-          <w:numId w:val="2"/>
-        </w:numPr>
-        <w:rPr>
-          <w:lang w:val="en-US"/>
-        </w:rPr>
-      </w:pPr>
-      <w:r>
-        <w:rPr>
-          <w:lang w:val="en-US"/>
-        </w:rPr>
-        <w:t>As a student, I want to see a progress tracker of how close I am to acquiring a scholarship based on the points I currently have.</w:t>
+        <w:t xml:space="preserve">As a student, I want </w:t>
+      </w:r>
+      <w:r>
+        <w:rPr>
+          <w:lang w:val="en-US"/>
+        </w:rPr>
+        <w:t xml:space="preserve">notifications to alert </w:t>
+      </w:r>
+      <w:r>
+        <w:rPr>
+          <w:lang w:val="en-US"/>
+        </w:rPr>
+        <w:t xml:space="preserve">me that I have </w:t>
+      </w:r>
+      <w:r>
+        <w:rPr>
+          <w:lang w:val="en-US"/>
+        </w:rPr>
+        <w:t xml:space="preserve">or am about to </w:t>
+      </w:r>
+      <w:r>
+        <w:rPr>
+          <w:lang w:val="en-US"/>
+        </w:rPr>
+        <w:t>go over my limit for the month</w:t>
+      </w:r>
+      <w:r>
+        <w:rPr>
+          <w:lang w:val="en-US"/>
+        </w:rPr>
+        <w:t>,</w:t>
+      </w:r>
+      <w:r>
+        <w:rPr>
+          <w:lang w:val="en-US"/>
+        </w:rPr>
+        <w:t xml:space="preserve"> so I can control my spending</w:t>
+      </w:r>
+      <w:r>
+        <w:rPr>
+          <w:lang w:val="en-US"/>
+        </w:rPr>
+        <w:t xml:space="preserve"> before going </w:t>
+      </w:r>
+      <w:r>
+        <w:rPr>
+          <w:lang w:val="en-US"/>
+        </w:rPr>
+        <w:t>over budget</w:t>
+      </w:r>
+      <w:r>
+        <w:rPr>
+          <w:lang w:val="en-US"/>
+        </w:rPr>
+        <w:t>.</w:t>
       </w:r>
     </w:p>
     <w:p>

--- a/docs/MMP&MVPUserStories.docx
+++ b/docs/MMP&MVPUserStories.docx
@@ -424,7 +424,49 @@
         <w:rPr>
           <w:lang w:val="en-US"/>
         </w:rPr>
-        <w:t>want to set different currencies in the application.</w:t>
+        <w:t xml:space="preserve">want to set </w:t>
+      </w:r>
+      <w:r>
+        <w:rPr>
+          <w:lang w:val="en-US"/>
+        </w:rPr>
+        <w:t xml:space="preserve">my location and the local </w:t>
+      </w:r>
+      <w:r>
+        <w:rPr>
+          <w:lang w:val="en-US"/>
+        </w:rPr>
+        <w:t>currenc</w:t>
+      </w:r>
+      <w:r>
+        <w:rPr>
+          <w:lang w:val="en-US"/>
+        </w:rPr>
+        <w:t>y</w:t>
+      </w:r>
+      <w:r>
+        <w:rPr>
+          <w:lang w:val="en-US"/>
+        </w:rPr>
+        <w:t xml:space="preserve"> in the application.</w:t>
+      </w:r>
+    </w:p>
+    <w:p>
+      <w:pPr>
+        <w:pStyle w:val="ListParagraph"/>
+        <w:numPr>
+          <w:ilvl w:val="0"/>
+          <w:numId w:val="2"/>
+        </w:numPr>
+        <w:rPr>
+          <w:lang w:val="en-US"/>
+        </w:rPr>
+      </w:pPr>
+      <w:r>
+        <w:rPr>
+          <w:lang w:val="en-US"/>
+        </w:rPr>
+        <w:t>As a student, I want to be able to write a message and attach my school documents into a scholarship application.</w:t>
       </w:r>
     </w:p>
     <w:sectPr>
@@ -1896,12 +1938,9 @@
 </file>
 
 <file path=customXml/item1.xml><?xml version="1.0" encoding="utf-8"?>
-<?mso-contentType ?>
-<FormTemplates xmlns="http://schemas.microsoft.com/sharepoint/v3/contenttype/forms">
-  <Display>DocumentLibraryForm</Display>
-  <Edit>DocumentLibraryForm</Edit>
-  <New>DocumentLibraryForm</New>
-</FormTemplates>
+<p:properties xmlns:p="http://schemas.microsoft.com/office/2006/metadata/properties" xmlns:xsi="http://www.w3.org/2001/XMLSchema-instance" xmlns:pc="http://schemas.microsoft.com/office/infopath/2007/PartnerControls">
+  <documentManagement/>
+</p:properties>
 </file>
 
 <file path=customXml/item2.xml><?xml version="1.0" encoding="utf-8"?>
@@ -2049,15 +2088,19 @@
 </file>
 
 <file path=customXml/item3.xml><?xml version="1.0" encoding="utf-8"?>
-<p:properties xmlns:p="http://schemas.microsoft.com/office/2006/metadata/properties" xmlns:xsi="http://www.w3.org/2001/XMLSchema-instance" xmlns:pc="http://schemas.microsoft.com/office/infopath/2007/PartnerControls">
-  <documentManagement/>
-</p:properties>
+<?mso-contentType ?>
+<FormTemplates xmlns="http://schemas.microsoft.com/sharepoint/v3/contenttype/forms">
+  <Display>DocumentLibraryForm</Display>
+  <Edit>DocumentLibraryForm</Edit>
+  <New>DocumentLibraryForm</New>
+</FormTemplates>
 </file>
 
 <file path=customXml/itemProps1.xml><?xml version="1.0" encoding="utf-8"?>
-<ds:datastoreItem xmlns:ds="http://schemas.openxmlformats.org/officeDocument/2006/customXml" ds:itemID="{A804FF75-88C5-4744-89EF-6B49C8777E78}">
+<ds:datastoreItem xmlns:ds="http://schemas.openxmlformats.org/officeDocument/2006/customXml" ds:itemID="{AE772A8B-AC0E-4839-86EF-E6927A4B6226}">
   <ds:schemaRefs>
-    <ds:schemaRef ds:uri="http://schemas.microsoft.com/sharepoint/v3/contenttype/forms"/>
+    <ds:schemaRef ds:uri="http://schemas.microsoft.com/office/2006/metadata/properties"/>
+    <ds:schemaRef ds:uri="http://schemas.microsoft.com/office/infopath/2007/PartnerControls"/>
   </ds:schemaRefs>
 </ds:datastoreItem>
 </file>
@@ -2081,10 +2124,9 @@
 </file>
 
 <file path=customXml/itemProps3.xml><?xml version="1.0" encoding="utf-8"?>
-<ds:datastoreItem xmlns:ds="http://schemas.openxmlformats.org/officeDocument/2006/customXml" ds:itemID="{AE772A8B-AC0E-4839-86EF-E6927A4B6226}">
+<ds:datastoreItem xmlns:ds="http://schemas.openxmlformats.org/officeDocument/2006/customXml" ds:itemID="{A804FF75-88C5-4744-89EF-6B49C8777E78}">
   <ds:schemaRefs>
-    <ds:schemaRef ds:uri="http://schemas.microsoft.com/office/2006/metadata/properties"/>
-    <ds:schemaRef ds:uri="http://schemas.microsoft.com/office/infopath/2007/PartnerControls"/>
+    <ds:schemaRef ds:uri="http://schemas.microsoft.com/sharepoint/v3/contenttype/forms"/>
   </ds:schemaRefs>
 </ds:datastoreItem>
 </file>
--- a/docs/MMP&MVPUserStories.docx
+++ b/docs/MMP&MVPUserStories.docx
@@ -262,31 +262,109 @@
         <w:rPr>
           <w:lang w:val="en-US"/>
         </w:rPr>
-        <w:t>As a student, I want extra security</w:t>
-      </w:r>
-      <w:r>
-        <w:rPr>
-          <w:lang w:val="en-US"/>
-        </w:rPr>
-        <w:t xml:space="preserve">, </w:t>
-      </w:r>
-      <w:r>
-        <w:rPr>
-          <w:lang w:val="en-US"/>
-        </w:rPr>
-        <w:t xml:space="preserve">such as </w:t>
-      </w:r>
-      <w:r>
-        <w:rPr>
-          <w:lang w:val="en-US"/>
-        </w:rPr>
-        <w:t>M</w:t>
-      </w:r>
-      <w:r>
-        <w:rPr>
-          <w:lang w:val="en-US"/>
-        </w:rPr>
-        <w:t>FA, so my financial data remains secure.</w:t>
+        <w:t>As a student, I want to be able to create an account using my mobile number instead of my email address.</w:t>
+      </w:r>
+    </w:p>
+    <w:p>
+      <w:pPr>
+        <w:pStyle w:val="ListParagraph"/>
+        <w:numPr>
+          <w:ilvl w:val="0"/>
+          <w:numId w:val="1"/>
+        </w:numPr>
+        <w:rPr>
+          <w:lang w:val="en-US"/>
+        </w:rPr>
+      </w:pPr>
+      <w:r>
+        <w:rPr>
+          <w:lang w:val="en-US"/>
+        </w:rPr>
+        <w:t>As a student, I want extra security, such as MFA, so my financial data remains secure.</w:t>
+      </w:r>
+      <w:r>
+        <w:rPr>
+          <w:lang w:val="en-US"/>
+        </w:rPr>
+        <w:t xml:space="preserve"> I would like to receive </w:t>
+      </w:r>
+      <w:r>
+        <w:rPr>
+          <w:lang w:val="en-US"/>
+        </w:rPr>
+        <w:t>code</w:t>
+      </w:r>
+      <w:r>
+        <w:rPr>
+          <w:lang w:val="en-US"/>
+        </w:rPr>
+        <w:t xml:space="preserve"> through mail or SMS</w:t>
+      </w:r>
+      <w:r>
+        <w:rPr>
+          <w:lang w:val="en-US"/>
+        </w:rPr>
+        <w:t xml:space="preserve"> when I want to register or </w:t>
+      </w:r>
+      <w:r>
+        <w:rPr>
+          <w:lang w:val="en-US"/>
+        </w:rPr>
+        <w:t>login or</w:t>
+      </w:r>
+      <w:r>
+        <w:rPr>
+          <w:lang w:val="en-US"/>
+        </w:rPr>
+        <w:t xml:space="preserve"> perform secure operations such as changing my password</w:t>
+      </w:r>
+      <w:r>
+        <w:rPr>
+          <w:lang w:val="en-US"/>
+        </w:rPr>
+        <w:t>.</w:t>
+      </w:r>
+    </w:p>
+    <w:p>
+      <w:pPr>
+        <w:pStyle w:val="ListParagraph"/>
+        <w:numPr>
+          <w:ilvl w:val="0"/>
+          <w:numId w:val="1"/>
+        </w:numPr>
+        <w:rPr>
+          <w:lang w:val="en-US"/>
+        </w:rPr>
+      </w:pPr>
+      <w:r>
+        <w:rPr>
+          <w:lang w:val="en-US"/>
+        </w:rPr>
+        <w:t>I would like to be able to reset my password if I</w:t>
+      </w:r>
+      <w:r>
+        <w:rPr>
+          <w:lang w:val="en-US"/>
+        </w:rPr>
+        <w:t>’ve</w:t>
+      </w:r>
+      <w:r>
+        <w:rPr>
+          <w:lang w:val="en-US"/>
+        </w:rPr>
+        <w:t xml:space="preserve"> forgot</w:t>
+      </w:r>
+      <w:r>
+        <w:rPr>
+          <w:lang w:val="en-US"/>
+        </w:rPr>
+        <w:t>ten</w:t>
+      </w:r>
+      <w:r>
+        <w:rPr>
+          <w:lang w:val="en-US"/>
+        </w:rPr>
+        <w:t xml:space="preserve"> it. </w:t>
       </w:r>
     </w:p>
     <w:p>
@@ -1938,9 +2016,12 @@
 </file>
 
 <file path=customXml/item1.xml><?xml version="1.0" encoding="utf-8"?>
-<p:properties xmlns:p="http://schemas.microsoft.com/office/2006/metadata/properties" xmlns:xsi="http://www.w3.org/2001/XMLSchema-instance" xmlns:pc="http://schemas.microsoft.com/office/infopath/2007/PartnerControls">
-  <documentManagement/>
-</p:properties>
+<?mso-contentType ?>
+<FormTemplates xmlns="http://schemas.microsoft.com/sharepoint/v3/contenttype/forms">
+  <Display>DocumentLibraryForm</Display>
+  <Edit>DocumentLibraryForm</Edit>
+  <New>DocumentLibraryForm</New>
+</FormTemplates>
 </file>
 
 <file path=customXml/item2.xml><?xml version="1.0" encoding="utf-8"?>
@@ -2088,19 +2169,15 @@
 </file>
 
 <file path=customXml/item3.xml><?xml version="1.0" encoding="utf-8"?>
-<?mso-contentType ?>
-<FormTemplates xmlns="http://schemas.microsoft.com/sharepoint/v3/contenttype/forms">
-  <Display>DocumentLibraryForm</Display>
-  <Edit>DocumentLibraryForm</Edit>
-  <New>DocumentLibraryForm</New>
-</FormTemplates>
+<p:properties xmlns:p="http://schemas.microsoft.com/office/2006/metadata/properties" xmlns:xsi="http://www.w3.org/2001/XMLSchema-instance" xmlns:pc="http://schemas.microsoft.com/office/infopath/2007/PartnerControls">
+  <documentManagement/>
+</p:properties>
 </file>
 
 <file path=customXml/itemProps1.xml><?xml version="1.0" encoding="utf-8"?>
-<ds:datastoreItem xmlns:ds="http://schemas.openxmlformats.org/officeDocument/2006/customXml" ds:itemID="{AE772A8B-AC0E-4839-86EF-E6927A4B6226}">
+<ds:datastoreItem xmlns:ds="http://schemas.openxmlformats.org/officeDocument/2006/customXml" ds:itemID="{A804FF75-88C5-4744-89EF-6B49C8777E78}">
   <ds:schemaRefs>
-    <ds:schemaRef ds:uri="http://schemas.microsoft.com/office/2006/metadata/properties"/>
-    <ds:schemaRef ds:uri="http://schemas.microsoft.com/office/infopath/2007/PartnerControls"/>
+    <ds:schemaRef ds:uri="http://schemas.microsoft.com/sharepoint/v3/contenttype/forms"/>
   </ds:schemaRefs>
 </ds:datastoreItem>
 </file>
@@ -2124,9 +2201,10 @@
 </file>
 
 <file path=customXml/itemProps3.xml><?xml version="1.0" encoding="utf-8"?>
-<ds:datastoreItem xmlns:ds="http://schemas.openxmlformats.org/officeDocument/2006/customXml" ds:itemID="{A804FF75-88C5-4744-89EF-6B49C8777E78}">
+<ds:datastoreItem xmlns:ds="http://schemas.openxmlformats.org/officeDocument/2006/customXml" ds:itemID="{AE772A8B-AC0E-4839-86EF-E6927A4B6226}">
   <ds:schemaRefs>
-    <ds:schemaRef ds:uri="http://schemas.microsoft.com/sharepoint/v3/contenttype/forms"/>
+    <ds:schemaRef ds:uri="http://schemas.microsoft.com/office/2006/metadata/properties"/>
+    <ds:schemaRef ds:uri="http://schemas.microsoft.com/office/infopath/2007/PartnerControls"/>
   </ds:schemaRefs>
 </ds:datastoreItem>
 </file>
--- a/docs/MMP&MVPUserStories.docx
+++ b/docs/MMP&MVPUserStories.docx
@@ -244,7 +244,7 @@
         <w:rPr>
           <w:lang w:val="en-US"/>
         </w:rPr>
-        <w:t>As a student, I want to set a budget for each category so I can prioritize essentials.</w:t>
+        <w:t>As a student, I want to be able to create an account using my mobile number instead of my email address.</w:t>
       </w:r>
     </w:p>
     <w:p>
@@ -262,7 +262,49 @@
         <w:rPr>
           <w:lang w:val="en-US"/>
         </w:rPr>
-        <w:t>As a student, I want to be able to create an account using my mobile number instead of my email address.</w:t>
+        <w:t xml:space="preserve">As a student, I want extra security, such as MFA, so my financial data remains secure. I would like to receive </w:t>
+      </w:r>
+      <w:r>
+        <w:rPr>
+          <w:lang w:val="en-US"/>
+        </w:rPr>
+        <w:t>code</w:t>
+      </w:r>
+      <w:r>
+        <w:rPr>
+          <w:lang w:val="en-US"/>
+        </w:rPr>
+        <w:t xml:space="preserve"> through mail or SMS</w:t>
+      </w:r>
+      <w:r>
+        <w:rPr>
+          <w:lang w:val="en-US"/>
+        </w:rPr>
+        <w:t xml:space="preserve"> when I want to register or </w:t>
+      </w:r>
+      <w:r>
+        <w:rPr>
+          <w:lang w:val="en-US"/>
+        </w:rPr>
+        <w:t>login or</w:t>
+      </w:r>
+      <w:r>
+        <w:rPr>
+          <w:lang w:val="en-US"/>
+        </w:rPr>
+        <w:t xml:space="preserve"> perform secure operations such as </w:t>
+      </w:r>
+      <w:r>
+        <w:rPr>
+          <w:lang w:val="en-US"/>
+        </w:rPr>
+        <w:t>deleting my account</w:t>
+      </w:r>
+      <w:r>
+        <w:rPr>
+          <w:lang w:val="en-US"/>
+        </w:rPr>
+        <w:t>.</w:t>
       </w:r>
     </w:p>
     <w:p>
@@ -280,66 +322,6 @@
         <w:rPr>
           <w:lang w:val="en-US"/>
         </w:rPr>
-        <w:t>As a student, I want extra security, such as MFA, so my financial data remains secure.</w:t>
-      </w:r>
-      <w:r>
-        <w:rPr>
-          <w:lang w:val="en-US"/>
-        </w:rPr>
-        <w:t xml:space="preserve"> I would like to receive </w:t>
-      </w:r>
-      <w:r>
-        <w:rPr>
-          <w:lang w:val="en-US"/>
-        </w:rPr>
-        <w:t>code</w:t>
-      </w:r>
-      <w:r>
-        <w:rPr>
-          <w:lang w:val="en-US"/>
-        </w:rPr>
-        <w:t xml:space="preserve"> through mail or SMS</w:t>
-      </w:r>
-      <w:r>
-        <w:rPr>
-          <w:lang w:val="en-US"/>
-        </w:rPr>
-        <w:t xml:space="preserve"> when I want to register or </w:t>
-      </w:r>
-      <w:r>
-        <w:rPr>
-          <w:lang w:val="en-US"/>
-        </w:rPr>
-        <w:t>login or</w:t>
-      </w:r>
-      <w:r>
-        <w:rPr>
-          <w:lang w:val="en-US"/>
-        </w:rPr>
-        <w:t xml:space="preserve"> perform secure operations such as changing my password</w:t>
-      </w:r>
-      <w:r>
-        <w:rPr>
-          <w:lang w:val="en-US"/>
-        </w:rPr>
-        <w:t>.</w:t>
-      </w:r>
-    </w:p>
-    <w:p>
-      <w:pPr>
-        <w:pStyle w:val="ListParagraph"/>
-        <w:numPr>
-          <w:ilvl w:val="0"/>
-          <w:numId w:val="1"/>
-        </w:numPr>
-        <w:rPr>
-          <w:lang w:val="en-US"/>
-        </w:rPr>
-      </w:pPr>
-      <w:r>
-        <w:rPr>
-          <w:lang w:val="en-US"/>
-        </w:rPr>
         <w:t>I would like to be able to reset my password if I</w:t>
       </w:r>
       <w:r>
@@ -424,61 +406,43 @@
         <w:rPr>
           <w:lang w:val="en-US"/>
         </w:rPr>
-        <w:t xml:space="preserve">As a student, I want </w:t>
-      </w:r>
-      <w:r>
-        <w:rPr>
-          <w:lang w:val="en-US"/>
-        </w:rPr>
-        <w:t xml:space="preserve">notifications to alert </w:t>
-      </w:r>
-      <w:r>
-        <w:rPr>
-          <w:lang w:val="en-US"/>
-        </w:rPr>
-        <w:t xml:space="preserve">me that I have </w:t>
-      </w:r>
-      <w:r>
-        <w:rPr>
-          <w:lang w:val="en-US"/>
-        </w:rPr>
-        <w:t xml:space="preserve">or am about to </w:t>
-      </w:r>
-      <w:r>
-        <w:rPr>
-          <w:lang w:val="en-US"/>
-        </w:rPr>
-        <w:t>go over my limit for the month</w:t>
-      </w:r>
-      <w:r>
-        <w:rPr>
-          <w:lang w:val="en-US"/>
-        </w:rPr>
-        <w:t>,</w:t>
-      </w:r>
-      <w:r>
-        <w:rPr>
-          <w:lang w:val="en-US"/>
-        </w:rPr>
-        <w:t xml:space="preserve"> so I can control my spending</w:t>
-      </w:r>
-      <w:r>
-        <w:rPr>
-          <w:lang w:val="en-US"/>
-        </w:rPr>
-        <w:t xml:space="preserve"> before going </w:t>
-      </w:r>
-      <w:r>
-        <w:rPr>
-          <w:lang w:val="en-US"/>
-        </w:rPr>
-        <w:t>over budget</w:t>
-      </w:r>
-      <w:r>
-        <w:rPr>
-          <w:lang w:val="en-US"/>
-        </w:rPr>
-        <w:t>.</w:t>
+        <w:t xml:space="preserve">As an international student, I </w:t>
+      </w:r>
+      <w:r>
+        <w:rPr>
+          <w:lang w:val="en-US"/>
+        </w:rPr>
+        <w:t xml:space="preserve">want to set </w:t>
+      </w:r>
+      <w:r>
+        <w:rPr>
+          <w:lang w:val="en-US"/>
+        </w:rPr>
+        <w:t xml:space="preserve">the </w:t>
+      </w:r>
+      <w:r>
+        <w:rPr>
+          <w:lang w:val="en-US"/>
+        </w:rPr>
+        <w:t xml:space="preserve">local </w:t>
+      </w:r>
+      <w:r>
+        <w:rPr>
+          <w:lang w:val="en-US"/>
+        </w:rPr>
+        <w:t>currenc</w:t>
+      </w:r>
+      <w:r>
+        <w:rPr>
+          <w:lang w:val="en-US"/>
+        </w:rPr>
+        <w:t>y</w:t>
+      </w:r>
+      <w:r>
+        <w:rPr>
+          <w:lang w:val="en-US"/>
+        </w:rPr>
+        <w:t xml:space="preserve"> in the application.</w:t>
       </w:r>
     </w:p>
     <w:p>
@@ -496,37 +460,7 @@
         <w:rPr>
           <w:lang w:val="en-US"/>
         </w:rPr>
-        <w:t xml:space="preserve">As an international student, I </w:t>
-      </w:r>
-      <w:r>
-        <w:rPr>
-          <w:lang w:val="en-US"/>
-        </w:rPr>
-        <w:t xml:space="preserve">want to set </w:t>
-      </w:r>
-      <w:r>
-        <w:rPr>
-          <w:lang w:val="en-US"/>
-        </w:rPr>
-        <w:t xml:space="preserve">my location and the local </w:t>
-      </w:r>
-      <w:r>
-        <w:rPr>
-          <w:lang w:val="en-US"/>
-        </w:rPr>
-        <w:t>currenc</w:t>
-      </w:r>
-      <w:r>
-        <w:rPr>
-          <w:lang w:val="en-US"/>
-        </w:rPr>
-        <w:t>y</w:t>
-      </w:r>
-      <w:r>
-        <w:rPr>
-          <w:lang w:val="en-US"/>
-        </w:rPr>
-        <w:t xml:space="preserve"> in the application.</w:t>
+        <w:t>As a student, I want to be able to write a message and attach my school documents into a scholarship application.</w:t>
       </w:r>
     </w:p>
     <w:p>
@@ -544,7 +478,31 @@
         <w:rPr>
           <w:lang w:val="en-US"/>
         </w:rPr>
-        <w:t>As a student, I want to be able to write a message and attach my school documents into a scholarship application.</w:t>
+        <w:t>I would like to find scholarships not only based on my courses, but also based on my</w:t>
+      </w:r>
+      <w:r>
+        <w:rPr>
+          <w:lang w:val="en-US"/>
+        </w:rPr>
+        <w:t xml:space="preserve"> location country or continent</w:t>
+      </w:r>
+      <w:r>
+        <w:rPr>
+          <w:lang w:val="en-US"/>
+        </w:rPr>
+        <w:t xml:space="preserve">, so I have a better chance of getting </w:t>
+      </w:r>
+      <w:r>
+        <w:rPr>
+          <w:lang w:val="en-US"/>
+        </w:rPr>
+        <w:t xml:space="preserve">my application </w:t>
+      </w:r>
+      <w:r>
+        <w:rPr>
+          <w:lang w:val="en-US"/>
+        </w:rPr>
+        <w:t>accepted.</w:t>
       </w:r>
     </w:p>
     <w:sectPr>
@@ -2016,12 +1974,9 @@
 </file>
 
 <file path=customXml/item1.xml><?xml version="1.0" encoding="utf-8"?>
-<?mso-contentType ?>
-<FormTemplates xmlns="http://schemas.microsoft.com/sharepoint/v3/contenttype/forms">
-  <Display>DocumentLibraryForm</Display>
-  <Edit>DocumentLibraryForm</Edit>
-  <New>DocumentLibraryForm</New>
-</FormTemplates>
+<p:properties xmlns:p="http://schemas.microsoft.com/office/2006/metadata/properties" xmlns:xsi="http://www.w3.org/2001/XMLSchema-instance" xmlns:pc="http://schemas.microsoft.com/office/infopath/2007/PartnerControls">
+  <documentManagement/>
+</p:properties>
 </file>
 
 <file path=customXml/item2.xml><?xml version="1.0" encoding="utf-8"?>
@@ -2169,15 +2124,19 @@
 </file>
 
 <file path=customXml/item3.xml><?xml version="1.0" encoding="utf-8"?>
-<p:properties xmlns:p="http://schemas.microsoft.com/office/2006/metadata/properties" xmlns:xsi="http://www.w3.org/2001/XMLSchema-instance" xmlns:pc="http://schemas.microsoft.com/office/infopath/2007/PartnerControls">
-  <documentManagement/>
-</p:properties>
+<?mso-contentType ?>
+<FormTemplates xmlns="http://schemas.microsoft.com/sharepoint/v3/contenttype/forms">
+  <Display>DocumentLibraryForm</Display>
+  <Edit>DocumentLibraryForm</Edit>
+  <New>DocumentLibraryForm</New>
+</FormTemplates>
 </file>
 
 <file path=customXml/itemProps1.xml><?xml version="1.0" encoding="utf-8"?>
-<ds:datastoreItem xmlns:ds="http://schemas.openxmlformats.org/officeDocument/2006/customXml" ds:itemID="{A804FF75-88C5-4744-89EF-6B49C8777E78}">
+<ds:datastoreItem xmlns:ds="http://schemas.openxmlformats.org/officeDocument/2006/customXml" ds:itemID="{AE772A8B-AC0E-4839-86EF-E6927A4B6226}">
   <ds:schemaRefs>
-    <ds:schemaRef ds:uri="http://schemas.microsoft.com/sharepoint/v3/contenttype/forms"/>
+    <ds:schemaRef ds:uri="http://schemas.microsoft.com/office/2006/metadata/properties"/>
+    <ds:schemaRef ds:uri="http://schemas.microsoft.com/office/infopath/2007/PartnerControls"/>
   </ds:schemaRefs>
 </ds:datastoreItem>
 </file>
@@ -2201,10 +2160,9 @@
 </file>
 
 <file path=customXml/itemProps3.xml><?xml version="1.0" encoding="utf-8"?>
-<ds:datastoreItem xmlns:ds="http://schemas.openxmlformats.org/officeDocument/2006/customXml" ds:itemID="{AE772A8B-AC0E-4839-86EF-E6927A4B6226}">
+<ds:datastoreItem xmlns:ds="http://schemas.openxmlformats.org/officeDocument/2006/customXml" ds:itemID="{A804FF75-88C5-4744-89EF-6B49C8777E78}">
   <ds:schemaRefs>
-    <ds:schemaRef ds:uri="http://schemas.microsoft.com/office/2006/metadata/properties"/>
-    <ds:schemaRef ds:uri="http://schemas.microsoft.com/office/infopath/2007/PartnerControls"/>
+    <ds:schemaRef ds:uri="http://schemas.microsoft.com/sharepoint/v3/contenttype/forms"/>
   </ds:schemaRefs>
 </ds:datastoreItem>
 </file>
--- a/docs/MMP&MVPUserStories.docx
+++ b/docs/MMP&MVPUserStories.docx
@@ -85,7 +85,7 @@
         <w:rPr>
           <w:lang w:val="en-US"/>
         </w:rPr>
-        <w:t>As a student, I want to earn points based on my spending, so I have an incentive to save money.</w:t>
+        <w:t>As a student, I would like to set a monthly budget of my expenses, so I can be more responsible with my spending.</w:t>
       </w:r>
     </w:p>
     <w:p>
@@ -103,73 +103,7 @@
         <w:rPr>
           <w:lang w:val="en-US"/>
         </w:rPr>
-        <w:t xml:space="preserve">As a student, I want </w:t>
-      </w:r>
-      <w:r>
-        <w:rPr>
-          <w:lang w:val="en-US"/>
-        </w:rPr>
-        <w:t xml:space="preserve">to use </w:t>
-      </w:r>
-      <w:r>
-        <w:rPr>
-          <w:lang w:val="en-US"/>
-        </w:rPr>
-        <w:t xml:space="preserve">points to </w:t>
-      </w:r>
-      <w:r>
-        <w:rPr>
-          <w:lang w:val="en-US"/>
-        </w:rPr>
-        <w:t xml:space="preserve">redeem </w:t>
-      </w:r>
-      <w:r>
-        <w:rPr>
-          <w:lang w:val="en-US"/>
-        </w:rPr>
-        <w:t xml:space="preserve">shopping </w:t>
-      </w:r>
-      <w:r>
-        <w:rPr>
-          <w:lang w:val="en-US"/>
-        </w:rPr>
-        <w:t>discounts</w:t>
-      </w:r>
-      <w:r>
-        <w:rPr>
-          <w:lang w:val="en-US"/>
-        </w:rPr>
-        <w:t xml:space="preserve"> </w:t>
-      </w:r>
-      <w:r>
-        <w:rPr>
-          <w:lang w:val="en-US"/>
-        </w:rPr>
-        <w:t xml:space="preserve">for essentials </w:t>
-      </w:r>
-      <w:r>
-        <w:rPr>
-          <w:lang w:val="en-US"/>
-        </w:rPr>
-        <w:t xml:space="preserve">(e.g. </w:t>
-      </w:r>
-      <w:r>
-        <w:rPr>
-          <w:lang w:val="en-US"/>
-        </w:rPr>
-        <w:t>school supplies</w:t>
-      </w:r>
-      <w:r>
-        <w:rPr>
-          <w:lang w:val="en-US"/>
-        </w:rPr>
-        <w:t>)</w:t>
-      </w:r>
-      <w:r>
-        <w:rPr>
-          <w:lang w:val="en-US"/>
-        </w:rPr>
-        <w:t>.</w:t>
+        <w:t>As a student, I want to earn points based on my spending, so I have an incentive to save money.</w:t>
       </w:r>
     </w:p>
     <w:p>
@@ -187,7 +121,73 @@
         <w:rPr>
           <w:lang w:val="en-US"/>
         </w:rPr>
-        <w:t>As a student, I want to find and apply for scholarships based on my enrolled course.</w:t>
+        <w:t xml:space="preserve">As a student, I want </w:t>
+      </w:r>
+      <w:r>
+        <w:rPr>
+          <w:lang w:val="en-US"/>
+        </w:rPr>
+        <w:t xml:space="preserve">to use </w:t>
+      </w:r>
+      <w:r>
+        <w:rPr>
+          <w:lang w:val="en-US"/>
+        </w:rPr>
+        <w:t xml:space="preserve">points to </w:t>
+      </w:r>
+      <w:r>
+        <w:rPr>
+          <w:lang w:val="en-US"/>
+        </w:rPr>
+        <w:t xml:space="preserve">redeem </w:t>
+      </w:r>
+      <w:r>
+        <w:rPr>
+          <w:lang w:val="en-US"/>
+        </w:rPr>
+        <w:t xml:space="preserve">shopping </w:t>
+      </w:r>
+      <w:r>
+        <w:rPr>
+          <w:lang w:val="en-US"/>
+        </w:rPr>
+        <w:t>discounts</w:t>
+      </w:r>
+      <w:r>
+        <w:rPr>
+          <w:lang w:val="en-US"/>
+        </w:rPr>
+        <w:t xml:space="preserve"> </w:t>
+      </w:r>
+      <w:r>
+        <w:rPr>
+          <w:lang w:val="en-US"/>
+        </w:rPr>
+        <w:t xml:space="preserve">for essentials </w:t>
+      </w:r>
+      <w:r>
+        <w:rPr>
+          <w:lang w:val="en-US"/>
+        </w:rPr>
+        <w:t xml:space="preserve">(e.g. </w:t>
+      </w:r>
+      <w:r>
+        <w:rPr>
+          <w:lang w:val="en-US"/>
+        </w:rPr>
+        <w:t>school supplies</w:t>
+      </w:r>
+      <w:r>
+        <w:rPr>
+          <w:lang w:val="en-US"/>
+        </w:rPr>
+        <w:t>)</w:t>
+      </w:r>
+      <w:r>
+        <w:rPr>
+          <w:lang w:val="en-US"/>
+        </w:rPr>
+        <w:t>.</w:t>
       </w:r>
     </w:p>
     <w:p>
@@ -205,28 +205,7 @@
         <w:rPr>
           <w:lang w:val="en-US"/>
         </w:rPr>
-        <w:t>As a student, I want to edit or delete spending entries so I can correct any mistakes.</w:t>
-      </w:r>
-    </w:p>
-    <w:p>
-      <w:pPr>
-        <w:rPr>
-          <w:lang w:val="en-US"/>
-        </w:rPr>
-      </w:pPr>
-    </w:p>
-    <w:p>
-      <w:pPr>
-        <w:pStyle w:val="Heading1"/>
-        <w:rPr>
-          <w:lang w:val="en-US"/>
-        </w:rPr>
-      </w:pPr>
-      <w:r>
-        <w:rPr>
-          <w:lang w:val="en-US"/>
-        </w:rPr>
-        <w:t>MMP User Stories</w:t>
+        <w:t>As a student, I want to find and apply for scholarships based on my enrolled course.</w:t>
       </w:r>
     </w:p>
     <w:p>
@@ -244,7 +223,28 @@
         <w:rPr>
           <w:lang w:val="en-US"/>
         </w:rPr>
-        <w:t>As a student, I want to be able to create an account using my mobile number instead of my email address.</w:t>
+        <w:t>As a student, I want to edit or delete spending entries so I can correct any mistakes.</w:t>
+      </w:r>
+    </w:p>
+    <w:p>
+      <w:pPr>
+        <w:rPr>
+          <w:lang w:val="en-US"/>
+        </w:rPr>
+      </w:pPr>
+    </w:p>
+    <w:p>
+      <w:pPr>
+        <w:pStyle w:val="Heading1"/>
+        <w:rPr>
+          <w:lang w:val="en-US"/>
+        </w:rPr>
+      </w:pPr>
+      <w:r>
+        <w:rPr>
+          <w:lang w:val="en-US"/>
+        </w:rPr>
+        <w:t>MMP User Stories</w:t>
       </w:r>
     </w:p>
     <w:p>
@@ -262,49 +262,7 @@
         <w:rPr>
           <w:lang w:val="en-US"/>
         </w:rPr>
-        <w:t xml:space="preserve">As a student, I want extra security, such as MFA, so my financial data remains secure. I would like to receive </w:t>
-      </w:r>
-      <w:r>
-        <w:rPr>
-          <w:lang w:val="en-US"/>
-        </w:rPr>
-        <w:t>code</w:t>
-      </w:r>
-      <w:r>
-        <w:rPr>
-          <w:lang w:val="en-US"/>
-        </w:rPr>
-        <w:t xml:space="preserve"> through mail or SMS</w:t>
-      </w:r>
-      <w:r>
-        <w:rPr>
-          <w:lang w:val="en-US"/>
-        </w:rPr>
-        <w:t xml:space="preserve"> when I want to register or </w:t>
-      </w:r>
-      <w:r>
-        <w:rPr>
-          <w:lang w:val="en-US"/>
-        </w:rPr>
-        <w:t>login or</w:t>
-      </w:r>
-      <w:r>
-        <w:rPr>
-          <w:lang w:val="en-US"/>
-        </w:rPr>
-        <w:t xml:space="preserve"> perform secure operations such as </w:t>
-      </w:r>
-      <w:r>
-        <w:rPr>
-          <w:lang w:val="en-US"/>
-        </w:rPr>
-        <w:t>deleting my account</w:t>
-      </w:r>
-      <w:r>
-        <w:rPr>
-          <w:lang w:val="en-US"/>
-        </w:rPr>
-        <w:t>.</w:t>
+        <w:t>As a student, I want to be able to create an account using my mobile number instead of my email address.</w:t>
       </w:r>
     </w:p>
     <w:p>
@@ -322,6 +280,72 @@
         <w:rPr>
           <w:lang w:val="en-US"/>
         </w:rPr>
+        <w:t xml:space="preserve">As a student, I want extra security, such as MFA, so my financial data remains secure. I would like to receive </w:t>
+      </w:r>
+      <w:r>
+        <w:rPr>
+          <w:lang w:val="en-US"/>
+        </w:rPr>
+        <w:t>code</w:t>
+      </w:r>
+      <w:r>
+        <w:rPr>
+          <w:lang w:val="en-US"/>
+        </w:rPr>
+        <w:t xml:space="preserve"> through </w:t>
+      </w:r>
+      <w:r>
+        <w:rPr>
+          <w:lang w:val="en-US"/>
+        </w:rPr>
+        <w:t>an authenticator app</w:t>
+      </w:r>
+      <w:r>
+        <w:rPr>
+          <w:lang w:val="en-US"/>
+        </w:rPr>
+        <w:t xml:space="preserve"> when I want to register or </w:t>
+      </w:r>
+      <w:r>
+        <w:rPr>
+          <w:lang w:val="en-US"/>
+        </w:rPr>
+        <w:t>login or</w:t>
+      </w:r>
+      <w:r>
+        <w:rPr>
+          <w:lang w:val="en-US"/>
+        </w:rPr>
+        <w:t xml:space="preserve"> perform secure operations such as </w:t>
+      </w:r>
+      <w:r>
+        <w:rPr>
+          <w:lang w:val="en-US"/>
+        </w:rPr>
+        <w:t>deleting my account</w:t>
+      </w:r>
+      <w:r>
+        <w:rPr>
+          <w:lang w:val="en-US"/>
+        </w:rPr>
+        <w:t>.</w:t>
+      </w:r>
+    </w:p>
+    <w:p>
+      <w:pPr>
+        <w:pStyle w:val="ListParagraph"/>
+        <w:numPr>
+          <w:ilvl w:val="0"/>
+          <w:numId w:val="1"/>
+        </w:numPr>
+        <w:rPr>
+          <w:lang w:val="en-US"/>
+        </w:rPr>
+      </w:pPr>
+      <w:r>
+        <w:rPr>
+          <w:lang w:val="en-US"/>
+        </w:rPr>
         <w:t>I would like to be able to reset my password if I</w:t>
       </w:r>
       <w:r>
@@ -389,6 +413,12 @@
           <w:lang w:val="en-US"/>
         </w:rPr>
         <w:t xml:space="preserve"> so I can manage my money more consistently throughout the month.</w:t>
+      </w:r>
+      <w:r>
+        <w:rPr>
+          <w:lang w:val="en-US"/>
+        </w:rPr>
+        <w:t xml:space="preserve"> I also would like to allow or disallow going over that budget to further enforce my own limits.</w:t>
       </w:r>
     </w:p>
     <w:p>
@@ -1974,9 +2004,12 @@
 </file>
 
 <file path=customXml/item1.xml><?xml version="1.0" encoding="utf-8"?>
-<p:properties xmlns:p="http://schemas.microsoft.com/office/2006/metadata/properties" xmlns:xsi="http://www.w3.org/2001/XMLSchema-instance" xmlns:pc="http://schemas.microsoft.com/office/infopath/2007/PartnerControls">
-  <documentManagement/>
-</p:properties>
+<?mso-contentType ?>
+<FormTemplates xmlns="http://schemas.microsoft.com/sharepoint/v3/contenttype/forms">
+  <Display>DocumentLibraryForm</Display>
+  <Edit>DocumentLibraryForm</Edit>
+  <New>DocumentLibraryForm</New>
+</FormTemplates>
 </file>
 
 <file path=customXml/item2.xml><?xml version="1.0" encoding="utf-8"?>
@@ -2124,19 +2157,15 @@
 </file>
 
 <file path=customXml/item3.xml><?xml version="1.0" encoding="utf-8"?>
-<?mso-contentType ?>
-<FormTemplates xmlns="http://schemas.microsoft.com/sharepoint/v3/contenttype/forms">
-  <Display>DocumentLibraryForm</Display>
-  <Edit>DocumentLibraryForm</Edit>
-  <New>DocumentLibraryForm</New>
-</FormTemplates>
+<p:properties xmlns:p="http://schemas.microsoft.com/office/2006/metadata/properties" xmlns:xsi="http://www.w3.org/2001/XMLSchema-instance" xmlns:pc="http://schemas.microsoft.com/office/infopath/2007/PartnerControls">
+  <documentManagement/>
+</p:properties>
 </file>
 
 <file path=customXml/itemProps1.xml><?xml version="1.0" encoding="utf-8"?>
-<ds:datastoreItem xmlns:ds="http://schemas.openxmlformats.org/officeDocument/2006/customXml" ds:itemID="{AE772A8B-AC0E-4839-86EF-E6927A4B6226}">
+<ds:datastoreItem xmlns:ds="http://schemas.openxmlformats.org/officeDocument/2006/customXml" ds:itemID="{A804FF75-88C5-4744-89EF-6B49C8777E78}">
   <ds:schemaRefs>
-    <ds:schemaRef ds:uri="http://schemas.microsoft.com/office/2006/metadata/properties"/>
-    <ds:schemaRef ds:uri="http://schemas.microsoft.com/office/infopath/2007/PartnerControls"/>
+    <ds:schemaRef ds:uri="http://schemas.microsoft.com/sharepoint/v3/contenttype/forms"/>
   </ds:schemaRefs>
 </ds:datastoreItem>
 </file>
@@ -2160,9 +2189,10 @@
 </file>
 
 <file path=customXml/itemProps3.xml><?xml version="1.0" encoding="utf-8"?>
-<ds:datastoreItem xmlns:ds="http://schemas.openxmlformats.org/officeDocument/2006/customXml" ds:itemID="{A804FF75-88C5-4744-89EF-6B49C8777E78}">
+<ds:datastoreItem xmlns:ds="http://schemas.openxmlformats.org/officeDocument/2006/customXml" ds:itemID="{AE772A8B-AC0E-4839-86EF-E6927A4B6226}">
   <ds:schemaRefs>
-    <ds:schemaRef ds:uri="http://schemas.microsoft.com/sharepoint/v3/contenttype/forms"/>
+    <ds:schemaRef ds:uri="http://schemas.microsoft.com/office/2006/metadata/properties"/>
+    <ds:schemaRef ds:uri="http://schemas.microsoft.com/office/infopath/2007/PartnerControls"/>
   </ds:schemaRefs>
 </ds:datastoreItem>
 </file>